--- a/HCM_KS25_CNTT5_De01_VuCaoNguyen.docx
+++ b/HCM_KS25_CNTT5_De01_VuCaoNguyen.docx
@@ -4655,16 +4655,16 @@
                 <w:sz w:val="24"/>
                 <w:szCs w:val="24"/>
               </w:rPr>
-              <w:t>UI</w:t>
-            </w:r>
-            <w:r>
-              <w:rPr>
-                <w:rFonts w:ascii="Times New Roman" w:eastAsia="Times New Roman" w:hAnsi="Times New Roman" w:cs="Times New Roman"/>
-                <w:sz w:val="24"/>
-                <w:szCs w:val="24"/>
-                <w:lang w:val="vi-VN"/>
-              </w:rPr>
-              <w:t>/UX</w:t>
+              <w:t>Thiết</w:t>
+            </w:r>
+            <w:r>
+              <w:rPr>
+                <w:rFonts w:ascii="Times New Roman" w:eastAsia="Times New Roman" w:hAnsi="Times New Roman" w:cs="Times New Roman"/>
+                <w:sz w:val="24"/>
+                <w:szCs w:val="24"/>
+                <w:lang w:val="vi-VN"/>
+              </w:rPr>
+              <w:t xml:space="preserve"> kế giao diện tối ưu các nút không cần thiết, hiện rõ các thông tin tài xế cần nắm bắt.</w:t>
             </w:r>
           </w:p>
         </w:tc>
@@ -4692,25 +4692,17 @@
                 <w:rFonts w:ascii="Times New Roman" w:eastAsia="Times New Roman" w:hAnsi="Times New Roman" w:cs="Times New Roman"/>
                 <w:sz w:val="24"/>
                 <w:szCs w:val="24"/>
-                <w:lang w:val="vi-VN"/>
-              </w:rPr>
-            </w:pPr>
-            <w:r>
-              <w:rPr>
-                <w:rFonts w:ascii="Times New Roman" w:eastAsia="Times New Roman" w:hAnsi="Times New Roman" w:cs="Times New Roman"/>
-                <w:sz w:val="24"/>
-                <w:szCs w:val="24"/>
-              </w:rPr>
-              <w:t>Thiết</w:t>
-            </w:r>
-            <w:r>
-              <w:rPr>
-                <w:rFonts w:ascii="Times New Roman" w:eastAsia="Times New Roman" w:hAnsi="Times New Roman" w:cs="Times New Roman"/>
-                <w:sz w:val="24"/>
-                <w:szCs w:val="24"/>
-                <w:lang w:val="vi-VN"/>
-              </w:rPr>
-              <w:t xml:space="preserve"> kế giao diện tối ưu các nút không cần thiết, hiện rõ các thông tin tài xế cần nắm bắt.</w:t>
+                <w:lang w:val="en-US"/>
+              </w:rPr>
+            </w:pPr>
+            <w:r>
+              <w:rPr>
+                <w:rFonts w:ascii="Times New Roman" w:eastAsia="Times New Roman" w:hAnsi="Times New Roman" w:cs="Times New Roman"/>
+                <w:sz w:val="24"/>
+                <w:szCs w:val="24"/>
+                <w:lang w:val="en-US"/>
+              </w:rPr>
+              <w:t>UI/UX</w:t>
             </w:r>
           </w:p>
         </w:tc>
@@ -4789,53 +4781,54 @@
                 <w:sz w:val="24"/>
                 <w:szCs w:val="24"/>
               </w:rPr>
+              <w:t>Lưu</w:t>
+            </w:r>
+            <w:r>
+              <w:rPr>
+                <w:rFonts w:ascii="Times New Roman" w:eastAsia="Times New Roman" w:hAnsi="Times New Roman" w:cs="Times New Roman"/>
+                <w:sz w:val="24"/>
+                <w:szCs w:val="24"/>
+                <w:lang w:val="vi-VN"/>
+              </w:rPr>
+              <w:t xml:space="preserve"> trữ thông tin tài xế, các đơn hàng cần giao những đơn hoàn thành và chưa hoàn thành của tài xế</w:t>
+            </w:r>
+          </w:p>
+        </w:tc>
+        <w:tc>
+          <w:tcPr>
+            <w:tcW w:w="2256" w:type="dxa"/>
+            <w:tcMar>
+              <w:top w:w="60" w:type="dxa"/>
+              <w:left w:w="60" w:type="dxa"/>
+              <w:bottom w:w="60" w:type="dxa"/>
+              <w:right w:w="60" w:type="dxa"/>
+            </w:tcMar>
+          </w:tcPr>
+          <w:p>
+            <w:pPr>
+              <w:pBdr>
+                <w:top w:val="nil"/>
+                <w:left w:val="nil"/>
+                <w:bottom w:val="nil"/>
+                <w:right w:val="nil"/>
+                <w:between w:val="nil"/>
+              </w:pBdr>
+              <w:spacing w:line="276" w:lineRule="auto"/>
+              <w:rPr>
+                <w:rFonts w:ascii="Times New Roman" w:eastAsia="Times New Roman" w:hAnsi="Times New Roman" w:cs="Times New Roman"/>
+                <w:sz w:val="24"/>
+                <w:szCs w:val="24"/>
+                <w:lang w:val="en-US"/>
+              </w:rPr>
+            </w:pPr>
+            <w:r>
+              <w:rPr>
+                <w:rFonts w:ascii="Times New Roman" w:eastAsia="Times New Roman" w:hAnsi="Times New Roman" w:cs="Times New Roman"/>
+                <w:sz w:val="24"/>
+                <w:szCs w:val="24"/>
+                <w:lang w:val="en-US"/>
+              </w:rPr>
               <w:t>DATABASE</w:t>
-            </w:r>
-          </w:p>
-        </w:tc>
-        <w:tc>
-          <w:tcPr>
-            <w:tcW w:w="2256" w:type="dxa"/>
-            <w:tcMar>
-              <w:top w:w="60" w:type="dxa"/>
-              <w:left w:w="60" w:type="dxa"/>
-              <w:bottom w:w="60" w:type="dxa"/>
-              <w:right w:w="60" w:type="dxa"/>
-            </w:tcMar>
-          </w:tcPr>
-          <w:p>
-            <w:pPr>
-              <w:pBdr>
-                <w:top w:val="nil"/>
-                <w:left w:val="nil"/>
-                <w:bottom w:val="nil"/>
-                <w:right w:val="nil"/>
-                <w:between w:val="nil"/>
-              </w:pBdr>
-              <w:spacing w:line="276" w:lineRule="auto"/>
-              <w:rPr>
-                <w:rFonts w:ascii="Times New Roman" w:eastAsia="Times New Roman" w:hAnsi="Times New Roman" w:cs="Times New Roman"/>
-                <w:sz w:val="24"/>
-                <w:szCs w:val="24"/>
-                <w:lang w:val="vi-VN"/>
-              </w:rPr>
-            </w:pPr>
-            <w:r>
-              <w:rPr>
-                <w:rFonts w:ascii="Times New Roman" w:eastAsia="Times New Roman" w:hAnsi="Times New Roman" w:cs="Times New Roman"/>
-                <w:sz w:val="24"/>
-                <w:szCs w:val="24"/>
-              </w:rPr>
-              <w:t>Lưu</w:t>
-            </w:r>
-            <w:r>
-              <w:rPr>
-                <w:rFonts w:ascii="Times New Roman" w:eastAsia="Times New Roman" w:hAnsi="Times New Roman" w:cs="Times New Roman"/>
-                <w:sz w:val="24"/>
-                <w:szCs w:val="24"/>
-                <w:lang w:val="vi-VN"/>
-              </w:rPr>
-              <w:t xml:space="preserve"> trữ thông tin tài xế, các đơn hàng cần giao những đơn hoàn thành và chưa hoàn thành của tài xế</w:t>
             </w:r>
           </w:p>
         </w:tc>
@@ -4915,7 +4908,16 @@
                 <w:sz w:val="24"/>
                 <w:szCs w:val="24"/>
               </w:rPr>
-              <w:t>TESTING</w:t>
+              <w:t>Kiểm</w:t>
+            </w:r>
+            <w:r>
+              <w:rPr>
+                <w:rFonts w:ascii="Times New Roman" w:eastAsia="Times New Roman" w:hAnsi="Times New Roman" w:cs="Times New Roman"/>
+                <w:sz w:val="24"/>
+                <w:szCs w:val="24"/>
+                <w:lang w:val="vi-VN"/>
+              </w:rPr>
+              <w:t xml:space="preserve"> tra lại các chức năng trên, không để việc khi tài xế xem điều phối mới phát hiện ra những lỗi cơ bản</w:t>
             </w:r>
           </w:p>
         </w:tc>
@@ -4943,35 +4945,17 @@
                 <w:rFonts w:ascii="Times New Roman" w:eastAsia="Times New Roman" w:hAnsi="Times New Roman" w:cs="Times New Roman"/>
                 <w:sz w:val="24"/>
                 <w:szCs w:val="24"/>
-                <w:lang w:val="vi-VN"/>
-              </w:rPr>
-            </w:pPr>
-            <w:r>
-              <w:rPr>
-                <w:rFonts w:ascii="Times New Roman" w:eastAsia="Times New Roman" w:hAnsi="Times New Roman" w:cs="Times New Roman"/>
-                <w:sz w:val="24"/>
-                <w:szCs w:val="24"/>
-              </w:rPr>
-              <w:t>Kiểm</w:t>
-            </w:r>
-            <w:r>
-              <w:rPr>
-                <w:rFonts w:ascii="Times New Roman" w:eastAsia="Times New Roman" w:hAnsi="Times New Roman" w:cs="Times New Roman"/>
-                <w:sz w:val="24"/>
-                <w:szCs w:val="24"/>
-                <w:lang w:val="vi-VN"/>
-              </w:rPr>
-              <w:t xml:space="preserve"> tra lại các chức năng trên, không để việc khi tài xế xem </w:t>
-            </w:r>
-            <w:r>
-              <w:rPr>
-                <w:rFonts w:ascii="Times New Roman" w:eastAsia="Times New Roman" w:hAnsi="Times New Roman" w:cs="Times New Roman"/>
-                <w:sz w:val="24"/>
-                <w:szCs w:val="24"/>
-                <w:lang w:val="vi-VN"/>
-              </w:rPr>
-              <w:lastRenderedPageBreak/>
-              <w:t xml:space="preserve">điều phối mới phát hiện ra những lỗi cơ bản </w:t>
+                <w:lang w:val="en-US"/>
+              </w:rPr>
+            </w:pPr>
+            <w:r>
+              <w:rPr>
+                <w:rFonts w:ascii="Times New Roman" w:eastAsia="Times New Roman" w:hAnsi="Times New Roman" w:cs="Times New Roman"/>
+                <w:sz w:val="24"/>
+                <w:szCs w:val="24"/>
+                <w:lang w:val="en-US"/>
+              </w:rPr>
+              <w:t>Testing</w:t>
             </w:r>
           </w:p>
         </w:tc>
@@ -5009,7 +4993,6 @@
                 <w:szCs w:val="24"/>
                 <w:lang w:val="vi-VN"/>
               </w:rPr>
-              <w:lastRenderedPageBreak/>
               <w:t>12 giờ</w:t>
             </w:r>
           </w:p>
@@ -5169,6 +5152,7 @@
           <w:sz w:val="26"/>
           <w:szCs w:val="26"/>
         </w:rPr>
+        <w:lastRenderedPageBreak/>
         <w:t>3.9. Phân tích Burndown Chart</w:t>
       </w:r>
     </w:p>
